--- a/task264/golden/levy_report_2027-28.docx
+++ b/task264/golden/levy_report_2027-28.docx
@@ -12,7 +12,7 @@
           <w:color w:val="2F5D50"/>
           <w:sz w:val="27"/>
         </w:rPr>
-        <w:t>The 2027-28 levy of £7,416,300 falls 50.6 per cent on Keldmere, Ravenwick and Snelgarth, whose residents use the parks most</w:t>
+        <w:t>The 2027-28 levy of £7,416,300 falls 50.7 per cent on Keldmere, Ravenwick and Snelgarth, whose residents use the parks most</w:t>
       </w:r>
     </w:p>
     <w:p>
@@ -172,7 +172,7 @@
               <w:rPr>
                 <w:sz w:val="17"/>
               </w:rPr>
-              <w:t>45,800</w:t>
+              <w:t>45,500</w:t>
             </w:r>
           </w:p>
         </w:tc>
@@ -204,7 +204,7 @@
               <w:rPr>
                 <w:sz w:val="17"/>
               </w:rPr>
-              <w:t>1,250,310</w:t>
+              <w:t>1,252,070</w:t>
             </w:r>
           </w:p>
         </w:tc>
@@ -236,7 +236,7 @@
               <w:rPr>
                 <w:sz w:val="17"/>
               </w:rPr>
-              <w:t>+566,235</w:t>
+              <w:t>+567,995</w:t>
             </w:r>
           </w:p>
         </w:tc>
@@ -283,7 +283,7 @@
               <w:rPr>
                 <w:sz w:val="17"/>
               </w:rPr>
-              <w:t>20.6%</w:t>
+              <w:t>20.8%</w:t>
             </w:r>
           </w:p>
         </w:tc>
@@ -299,7 +299,7 @@
               <w:rPr>
                 <w:sz w:val="17"/>
               </w:rPr>
-              <w:t>1,525,314</w:t>
+              <w:t>1,540,108</w:t>
             </w:r>
           </w:p>
         </w:tc>
@@ -331,7 +331,7 @@
               <w:rPr>
                 <w:sz w:val="17"/>
               </w:rPr>
-              <w:t>+608,528</w:t>
+              <w:t>+623,322</w:t>
             </w:r>
           </w:p>
         </w:tc>
@@ -362,7 +362,7 @@
               <w:rPr>
                 <w:sz w:val="17"/>
               </w:rPr>
-              <w:t>35,800</w:t>
+              <w:t>35,200</w:t>
             </w:r>
           </w:p>
         </w:tc>
@@ -378,7 +378,7 @@
               <w:rPr>
                 <w:sz w:val="17"/>
               </w:rPr>
-              <w:t>13.2%</w:t>
+              <w:t>13.1%</w:t>
             </w:r>
           </w:p>
         </w:tc>
@@ -394,7 +394,7 @@
               <w:rPr>
                 <w:sz w:val="17"/>
               </w:rPr>
-              <w:t>977,169</w:t>
+              <w:t>968,963</w:t>
             </w:r>
           </w:p>
         </w:tc>
@@ -426,7 +426,7 @@
               <w:rPr>
                 <w:sz w:val="17"/>
               </w:rPr>
-              <w:t>+393,813</w:t>
+              <w:t>+385,607</w:t>
             </w:r>
           </w:p>
         </w:tc>
@@ -457,7 +457,7 @@
               <w:rPr>
                 <w:sz w:val="17"/>
               </w:rPr>
-              <w:t>26,300</w:t>
+              <w:t>26,000</w:t>
             </w:r>
           </w:p>
         </w:tc>
@@ -489,7 +489,7 @@
               <w:rPr>
                 <w:sz w:val="17"/>
               </w:rPr>
-              <w:t>717,236</w:t>
+              <w:t>716,993</w:t>
             </w:r>
           </w:p>
         </w:tc>
@@ -521,7 +521,7 @@
               <w:rPr>
                 <w:sz w:val="17"/>
               </w:rPr>
-              <w:t>-415,311</w:t>
+              <w:t>-415,554</w:t>
             </w:r>
           </w:p>
         </w:tc>
@@ -552,7 +552,7 @@
               <w:rPr>
                 <w:sz w:val="17"/>
               </w:rPr>
-              <w:t>27,300</w:t>
+              <w:t>26,900</w:t>
             </w:r>
           </w:p>
         </w:tc>
@@ -584,7 +584,7 @@
               <w:rPr>
                 <w:sz w:val="17"/>
               </w:rPr>
-              <w:t>743,901</w:t>
+              <w:t>741,438</w:t>
             </w:r>
           </w:p>
         </w:tc>
@@ -616,7 +616,7 @@
               <w:rPr>
                 <w:sz w:val="17"/>
               </w:rPr>
-              <w:t>-42,010</w:t>
+              <w:t>-44,473</w:t>
             </w:r>
           </w:p>
         </w:tc>
@@ -647,7 +647,7 @@
               <w:rPr>
                 <w:sz w:val="17"/>
               </w:rPr>
-              <w:t>23,800</w:t>
+              <w:t>24,500</w:t>
             </w:r>
           </w:p>
         </w:tc>
@@ -663,7 +663,7 @@
               <w:rPr>
                 <w:sz w:val="17"/>
               </w:rPr>
-              <w:t>8.8%</w:t>
+              <w:t>9.1%</w:t>
             </w:r>
           </w:p>
         </w:tc>
@@ -679,7 +679,7 @@
               <w:rPr>
                 <w:sz w:val="17"/>
               </w:rPr>
-              <w:t>650,135</w:t>
+              <w:t>675,709</w:t>
             </w:r>
           </w:p>
         </w:tc>
@@ -711,7 +711,7 @@
               <w:rPr>
                 <w:sz w:val="17"/>
               </w:rPr>
-              <w:t>-344,112</w:t>
+              <w:t>-318,538</w:t>
             </w:r>
           </w:p>
         </w:tc>
@@ -742,7 +742,7 @@
               <w:rPr>
                 <w:sz w:val="17"/>
               </w:rPr>
-              <w:t>20,200</w:t>
+              <w:t>19,900</w:t>
             </w:r>
           </w:p>
         </w:tc>
@@ -774,7 +774,7 @@
               <w:rPr>
                 <w:sz w:val="17"/>
               </w:rPr>
-              <w:t>549,836</w:t>
+              <w:t>547,403</w:t>
             </w:r>
           </w:p>
         </w:tc>
@@ -806,7 +806,7 @@
               <w:rPr>
                 <w:sz w:val="17"/>
               </w:rPr>
-              <w:t>+21,143</w:t>
+              <w:t>+18,710</w:t>
             </w:r>
           </w:p>
         </w:tc>
@@ -822,101 +822,6 @@
                 <w:sz w:val="17"/>
               </w:rPr>
               <w:t>Wendstow District Council</w:t>
-            </w:r>
-          </w:p>
-        </w:tc>
-        <w:tc>
-          <w:tcPr>
-            <w:tcW w:type="dxa" w:w="1531"/>
-          </w:tcPr>
-          <w:p>
-            <w:pPr>
-              <w:jc w:val="right"/>
-            </w:pPr>
-            <w:r>
-              <w:rPr>
-                <w:sz w:val="17"/>
-              </w:rPr>
-              <w:t>18,800</w:t>
-            </w:r>
-          </w:p>
-        </w:tc>
-        <w:tc>
-          <w:tcPr>
-            <w:tcW w:type="dxa" w:w="850"/>
-          </w:tcPr>
-          <w:p>
-            <w:pPr>
-              <w:jc w:val="right"/>
-            </w:pPr>
-            <w:r>
-              <w:rPr>
-                <w:sz w:val="17"/>
-              </w:rPr>
-              <w:t>6.9%</w:t>
-            </w:r>
-          </w:p>
-        </w:tc>
-        <w:tc>
-          <w:tcPr>
-            <w:tcW w:type="dxa" w:w="1361"/>
-          </w:tcPr>
-          <w:p>
-            <w:pPr>
-              <w:jc w:val="right"/>
-            </w:pPr>
-            <w:r>
-              <w:rPr>
-                <w:sz w:val="17"/>
-              </w:rPr>
-              <w:t>513,321</w:t>
-            </w:r>
-          </w:p>
-        </w:tc>
-        <w:tc>
-          <w:tcPr>
-            <w:tcW w:type="dxa" w:w="1361"/>
-          </w:tcPr>
-          <w:p>
-            <w:pPr>
-              <w:jc w:val="right"/>
-            </w:pPr>
-            <w:r>
-              <w:rPr>
-                <w:sz w:val="17"/>
-              </w:rPr>
-              <w:t>845,501</w:t>
-            </w:r>
-          </w:p>
-        </w:tc>
-        <w:tc>
-          <w:tcPr>
-            <w:tcW w:type="dxa" w:w="1247"/>
-          </w:tcPr>
-          <w:p>
-            <w:pPr>
-              <w:jc w:val="right"/>
-            </w:pPr>
-            <w:r>
-              <w:rPr>
-                <w:sz w:val="17"/>
-              </w:rPr>
-              <w:t>-332,180</w:t>
-            </w:r>
-          </w:p>
-        </w:tc>
-      </w:tr>
-      <w:tr>
-        <w:tc>
-          <w:tcPr>
-            <w:tcW w:type="dxa" w:w="2835"/>
-          </w:tcPr>
-          <w:p>
-            <w:r>
-              <w:rPr>
-                <w:sz w:val="17"/>
-              </w:rPr>
-              <w:t>Ferncote Borough Council</w:t>
             </w:r>
           </w:p>
         </w:tc>
@@ -964,7 +869,102 @@
               <w:rPr>
                 <w:sz w:val="17"/>
               </w:rPr>
-              <w:t>489,078</w:t>
+              <w:t>492,870</w:t>
+            </w:r>
+          </w:p>
+        </w:tc>
+        <w:tc>
+          <w:tcPr>
+            <w:tcW w:type="dxa" w:w="1361"/>
+          </w:tcPr>
+          <w:p>
+            <w:pPr>
+              <w:jc w:val="right"/>
+            </w:pPr>
+            <w:r>
+              <w:rPr>
+                <w:sz w:val="17"/>
+              </w:rPr>
+              <w:t>845,501</w:t>
+            </w:r>
+          </w:p>
+        </w:tc>
+        <w:tc>
+          <w:tcPr>
+            <w:tcW w:type="dxa" w:w="1247"/>
+          </w:tcPr>
+          <w:p>
+            <w:pPr>
+              <w:jc w:val="right"/>
+            </w:pPr>
+            <w:r>
+              <w:rPr>
+                <w:sz w:val="17"/>
+              </w:rPr>
+              <w:t>-352,631</w:t>
+            </w:r>
+          </w:p>
+        </w:tc>
+      </w:tr>
+      <w:tr>
+        <w:tc>
+          <w:tcPr>
+            <w:tcW w:type="dxa" w:w="2835"/>
+          </w:tcPr>
+          <w:p>
+            <w:r>
+              <w:rPr>
+                <w:sz w:val="17"/>
+              </w:rPr>
+              <w:t>Ferncote Borough Council</w:t>
+            </w:r>
+          </w:p>
+        </w:tc>
+        <w:tc>
+          <w:tcPr>
+            <w:tcW w:type="dxa" w:w="1531"/>
+          </w:tcPr>
+          <w:p>
+            <w:pPr>
+              <w:jc w:val="right"/>
+            </w:pPr>
+            <w:r>
+              <w:rPr>
+                <w:sz w:val="17"/>
+              </w:rPr>
+              <w:t>17,500</w:t>
+            </w:r>
+          </w:p>
+        </w:tc>
+        <w:tc>
+          <w:tcPr>
+            <w:tcW w:type="dxa" w:w="850"/>
+          </w:tcPr>
+          <w:p>
+            <w:pPr>
+              <w:jc w:val="right"/>
+            </w:pPr>
+            <w:r>
+              <w:rPr>
+                <w:sz w:val="17"/>
+              </w:rPr>
+              <w:t>6.5%</w:t>
+            </w:r>
+          </w:p>
+        </w:tc>
+        <w:tc>
+          <w:tcPr>
+            <w:tcW w:type="dxa" w:w="1361"/>
+          </w:tcPr>
+          <w:p>
+            <w:pPr>
+              <w:jc w:val="right"/>
+            </w:pPr>
+            <w:r>
+              <w:rPr>
+                <w:sz w:val="17"/>
+              </w:rPr>
+              <w:t>480,746</w:t>
             </w:r>
           </w:p>
         </w:tc>
@@ -996,7 +996,7 @@
               <w:rPr>
                 <w:sz w:val="17"/>
               </w:rPr>
-              <w:t>-230,606</w:t>
+              <w:t>-238,938</w:t>
             </w:r>
           </w:p>
         </w:tc>
@@ -1027,7 +1027,7 @@
               <w:rPr>
                 <w:sz w:val="17"/>
               </w:rPr>
-              <w:t>271,900</w:t>
+              <w:t>269,300</w:t>
             </w:r>
           </w:p>
         </w:tc>
@@ -1141,7 +1141,7 @@
         <w:rPr>
           <w:b w:val="0"/>
         </w:rPr>
-        <w:t>To count people, each interview is weighted by its expansion weight divided by the number of visits the respondent said they had made in the last 12 months, including the day of the interview. A respondent who came twice then stands for half as many people as their weight stands for visits, and one who came two hundred times for a two-hundredth: across everyone the visit sample can reach, each resident is counted once. On that basis 271,900 of the nine councils' residents aged 16 and over visited in 2025-26, 137,600 of them from Keldmere, Ravenwick and Snelgarth.</w:t>
+        <w:t>To count people, each interview is weighted by its expansion weight divided by the number of visits the respondent said they had made to the six parks in the last 12 months, including the day of the interview, every park counted because the survey could have met them leaving any of them. A respondent who came twice then stands for half as many people as their weight stands for visits, and one who came two hundred times for a two-hundredth: across everyone the visit sample can reach, each resident is counted once. On that basis 269,300 of the nine councils' residents aged 16 and over visited in 2025-26, 136,600 of them from Keldmere, Ravenwick and Snelgarth.</w:t>
       </w:r>
     </w:p>
     <w:p>
@@ -1152,7 +1152,7 @@
         <w:rPr>
           <w:b w:val="0"/>
         </w:rPr>
-        <w:t>Two shortcuts give a different split and are not used. Summing the weights by council counts visits, not residents, and would put 85.1 per cent of the levy on the three valley councils. Dividing each council's visits by its respondents' average visit count looks like a count of people, but in an exit survey that average is weighted towards the people who come most, because they are the ones most often interviewed; it overstates how often residents come, most where everyday walkers and occasional visitors mix, and would put only 24.9 per cent on the valley councils.</w:t>
+        <w:t>Two shortcuts give a different split and are not used. Summing the weights by council counts visits, not residents, and would put 85.1 per cent of the levy on the three valley councils. Dividing each council's visits by its respondents' average visit count looks like a count of people, but in an exit survey that average is weighted towards the people who come most, because they are the ones most often interviewed; it overstates how often residents come, most where everyday walkers and occasional visitors mix, and would put only 25.0 per cent on the valley councils. Dividing by the visits to the park where the interview took place alone counts a resident who walks in two parks once at each, 55.5 per cent on the valley councils.</w:t>
       </w:r>
     </w:p>
     <w:p>
@@ -1782,7 +1782,7 @@
               <w:rPr>
                 <w:sz w:val="17"/>
               </w:rPr>
-              <w:t>Paid by 31 March 2026 (£)</w:t>
+              <w:t>Paid by the due dates (£)</w:t>
             </w:r>
           </w:p>
         </w:tc>
@@ -1795,7 +1795,7 @@
               <w:rPr>
                 <w:sz w:val="17"/>
               </w:rPr>
-              <w:t>Owed on 31 March 2026 (£)</w:t>
+              <w:t>Paid late, by 31 March 2026 (£)</w:t>
             </w:r>
           </w:p>
         </w:tc>
@@ -1842,7 +1842,7 @@
               <w:rPr>
                 <w:sz w:val="17"/>
               </w:rPr>
-              <w:t>664,285</w:t>
+              <w:t>498,214</w:t>
             </w:r>
           </w:p>
         </w:tc>
@@ -1858,7 +1858,7 @@
               <w:rPr>
                 <w:sz w:val="17"/>
               </w:rPr>
-              <w:t>0</w:t>
+              <w:t>166,071</w:t>
             </w:r>
           </w:p>
         </w:tc>
@@ -1905,7 +1905,7 @@
               <w:rPr>
                 <w:sz w:val="17"/>
               </w:rPr>
-              <w:t>890,351</w:t>
+              <w:t>667,764</w:t>
             </w:r>
           </w:p>
         </w:tc>
@@ -1921,7 +1921,7 @@
               <w:rPr>
                 <w:sz w:val="17"/>
               </w:rPr>
-              <w:t>0</w:t>
+              <w:t>222,587</w:t>
             </w:r>
           </w:p>
         </w:tc>
@@ -2094,7 +2094,7 @@
               <w:rPr>
                 <w:sz w:val="17"/>
               </w:rPr>
-              <w:t>763,277</w:t>
+              <w:t>190,819</w:t>
             </w:r>
           </w:p>
         </w:tc>
@@ -2110,7 +2110,7 @@
               <w:rPr>
                 <w:sz w:val="17"/>
               </w:rPr>
-              <w:t>0</w:t>
+              <w:t>381,638</w:t>
             </w:r>
           </w:p>
         </w:tc>
@@ -2157,7 +2157,7 @@
               <w:rPr>
                 <w:sz w:val="17"/>
               </w:rPr>
-              <w:t>964,788</w:t>
+              <w:t>723,591</w:t>
             </w:r>
           </w:p>
         </w:tc>
@@ -2173,7 +2173,7 @@
               <w:rPr>
                 <w:sz w:val="17"/>
               </w:rPr>
-              <w:t>0</w:t>
+              <w:t>241,197</w:t>
             </w:r>
           </w:p>
         </w:tc>
@@ -2220,7 +2220,7 @@
               <w:rPr>
                 <w:sz w:val="17"/>
               </w:rPr>
-              <w:t>510,932</w:t>
+              <w:t>382,336</w:t>
             </w:r>
           </w:p>
         </w:tc>
@@ -2236,7 +2236,7 @@
               <w:rPr>
                 <w:sz w:val="17"/>
               </w:rPr>
-              <w:t>3,455</w:t>
+              <w:t>128,596</w:t>
             </w:r>
           </w:p>
         </w:tc>
@@ -2283,7 +2283,7 @@
               <w:rPr>
                 <w:sz w:val="17"/>
               </w:rPr>
-              <w:t>821,365</w:t>
+              <w:t>616,024</w:t>
             </w:r>
           </w:p>
         </w:tc>
@@ -2299,7 +2299,7 @@
               <w:rPr>
                 <w:sz w:val="17"/>
               </w:rPr>
-              <w:t>0</w:t>
+              <w:t>205,341</w:t>
             </w:r>
           </w:p>
         </w:tc>
@@ -2346,7 +2346,7 @@
               <w:rPr>
                 <w:sz w:val="17"/>
               </w:rPr>
-              <w:t>699,227</w:t>
+              <w:t>524,421</w:t>
             </w:r>
           </w:p>
         </w:tc>
@@ -2362,7 +2362,7 @@
               <w:rPr>
                 <w:sz w:val="17"/>
               </w:rPr>
-              <w:t>0</w:t>
+              <w:t>174,806</w:t>
             </w:r>
           </w:p>
         </w:tc>
@@ -2409,7 +2409,7 @@
               <w:rPr>
                 <w:sz w:val="17"/>
               </w:rPr>
-              <w:t>6,978,945</w:t>
+              <w:t>5,267,889</w:t>
             </w:r>
           </w:p>
         </w:tc>
@@ -2425,7 +2425,7 @@
               <w:rPr>
                 <w:sz w:val="17"/>
               </w:rPr>
-              <w:t>3,455</w:t>
+              <w:t>1,520,236</w:t>
             </w:r>
           </w:p>
         </w:tc>
@@ -2439,7 +2439,7 @@
         <w:rPr>
           <w:b w:val="0"/>
         </w:rPr>
-        <w:t>Every council had paid its 2025-26 levy in full by the year end except Chaldale, which paid its third instalment at its 2024-25 amount and owed £3,455 on 31 March 2026. The fourth instalments were due on 31 March and the bank credited them that day; the cash book posted them on 1 April. Hornmere's and Wendstow's instalments from July were paid by their shared finance service in single transfers, divided here by its remittance advices.</w:t>
+        <w:t>Seven councils paid at least one instalment after its due date by 31 March. Snelgarth and Larkstead paid every instalment on time; Grinbury's fourth instalment reached us on 8 April 2026, and Chaldale paid its third instalment at its 2024-25 amount, leaving £3,455 unpaid. Payments are dated by the day the bank credited them: the cash book posts each receipt from the bank's statement the next working day, so a payment made on its due date shows there a day late, and the fourth instalments paid on 31 March fall in April's postings, outside the finance system's 2025-26 receipts, and are taken from the bank's report. Where a council's payment run paid a sundry invoice with an instalment, the receipt counts once and the instalment at its own amount.</w:t>
       </w:r>
     </w:p>
     <w:sectPr>
